--- a/acts-sermons/docx/68_2028-01-30_하늘에서보이신것을거스르지아니하고_행26장1-32절.docx
+++ b/acts-sermons/docx/68_2028-01-30_하늘에서보이신것을거스르지아니하고_행26장1-32절.docx
@@ -330,33 +330,33 @@
           <w:sz w:val="24"/>
           <w:szCs w:val="24"/>
         </w:rPr>
-        <w:t xml:space="preserve">유다 왕 가운데 가장 악한 왕을 꼽으라면 많은 사람이 므낫세를 떠올립니다. 역대하 33장에 따르면 그는 아버지 히스기야가 헐어 버린 산당들을 다시 세우고, 바알들을 위해 제단을 쌓았습니다. 하나님의 성전 안에 우상을 세웠습니다. 자기 아들들을 불 가운데로 지나가게 하고, 점치고 사술을 행했습니다. 성경은 그가 예루살렘 거민을 꾀어 이방 나라보다 더 악을 행하게 하였다고 말합니다.</w:t>
-      </w:r>
-    </w:p>
-    <w:p>
-      <w:pPr>
-        <w:spacing w:after="160" w:line="360"/>
-      </w:pPr>
-      <w:r>
-        <w:rPr>
-          <w:rFonts w:ascii="맑은 고딕" w:cs="맑은 고딕" w:eastAsia="맑은 고딕" w:hAnsi="맑은 고딕"/>
-          <w:sz w:val="24"/>
-          <w:szCs w:val="24"/>
-        </w:rPr>
-        <w:t xml:space="preserve">하나님은 므낫세와 백성에게 말씀하셨지만 그들은 듣지 않았습니다. 그러자 하나님은 앗수르 군대를 보내셨고, 그들은 므낫세를 쇠사슬로 결박하여 바벨론으로 끌고 갔습니다. 그런데 그 환난 속에서 놀라운 일이 일어났습니다. 그가 환난을 당하여 그의 하나님 여호와께 간구하고 그의 조상들의 하나님 앞에서 크게 겸손하여 기도했습니다.</w:t>
-      </w:r>
-    </w:p>
-    <w:p>
-      <w:pPr>
-        <w:spacing w:after="160" w:line="360"/>
-      </w:pPr>
-      <w:r>
-        <w:rPr>
-          <w:rFonts w:ascii="맑은 고딕" w:cs="맑은 고딕" w:eastAsia="맑은 고딕" w:hAnsi="맑은 고딕"/>
-          <w:sz w:val="24"/>
-          <w:szCs w:val="24"/>
-        </w:rPr>
-        <w:t xml:space="preserve">하나님은 그 기도를 들으시고 그를 예루살렘으로 돌아오게 하셨습니다. 그제야 므낫세는 여호와께서 하나님이신 줄을 알았습니다. 성전을 더럽혔던 왕이 이방 신상들을 제거하고 여호와의 제단을 보수했습니다. 은혜가 닿지 못할 만큼 깊은 죄는 없습니다.</w:t>
+        <w:t xml:space="preserve">누가복음 15장에서 예수님은 잃어버린 것을 찾는 비유들을 말씀하셨습니다. 그 가운데 하나가 드라크마 비유입니다. 어떤 여자가 은화 열 드라크마를 가지고 있었는데 그 가운데 하나를 잃어버렸습니다. 그 여자는 어떻게 했습니까? 성경은 등불을 켜고 집을 쓸며 찾아내기까지 부지런히 찾는다고 말합니다.</w:t>
+      </w:r>
+    </w:p>
+    <w:p>
+      <w:pPr>
+        <w:spacing w:after="160" w:line="360"/>
+      </w:pPr>
+      <w:r>
+        <w:rPr>
+          <w:rFonts w:ascii="맑은 고딕" w:cs="맑은 고딕" w:eastAsia="맑은 고딕" w:hAnsi="맑은 고딕"/>
+          <w:sz w:val="24"/>
+          <w:szCs w:val="24"/>
+        </w:rPr>
+        <w:t xml:space="preserve">이 비유에서 동전은 아무것도 하지 않습니다. 동전은 스스로 돌아올 수 없습니다. 자기가 잃어버린 줄도 모릅니다. 어두운 구석에 굴러 들어가 먼지에 덮여 있을 뿐입니다. 찾는 일은 처음부터 끝까지 주인의 몫입니다. 그리고 찾아낸 주인은 벗과 이웃을 불러 모으고 말합니다. 나와 함께 즐기자 잃은 드라크마를 찾아내었노라. 예수님은 말씀하셨습니다. 이와 같이 죄인 한 사람이 회개하면 하나님의 사자들 앞에 기쁨이 되느니라.</w:t>
+      </w:r>
+    </w:p>
+    <w:p>
+      <w:pPr>
+        <w:spacing w:after="160" w:line="360"/>
+      </w:pPr>
+      <w:r>
+        <w:rPr>
+          <w:rFonts w:ascii="맑은 고딕" w:cs="맑은 고딕" w:eastAsia="맑은 고딕" w:hAnsi="맑은 고딕"/>
+          <w:sz w:val="24"/>
+          <w:szCs w:val="24"/>
+        </w:rPr>
+        <w:t xml:space="preserve">바울이 그랬습니다. 그는 스스로 예수님께 돌아온 사람이 아니었습니다. 교회를 잔해하러 다메섹으로 가던 길에, 주님께서 하늘의 빛을 비추시며 그를 찾아오셨습니다. 은혜는 우리가 주님을 찾아가는 것이 아니라 주님이 우리를 찾아내시는 것입니다. 그렇기에 아무리 완고하고 멀리 굴러간 사람이라도 은혜가 닿지 못할 사람은 없습니다.</w:t>
       </w:r>
     </w:p>
     <w:p>
@@ -673,33 +673,33 @@
           <w:sz w:val="24"/>
           <w:szCs w:val="24"/>
         </w:rPr>
-        <w:t xml:space="preserve">이사야 6장에서 선지자 이사야는 웃시야 왕이 죽던 해에 성전에서 높이 들린 보좌에 앉으신 주님을 보았습니다. 스랍들이 거룩하다 거룩하다 거룩하다 만군의 여호와여 외쳤고, 성전 문지방의 터가 요동했습니다. 그 거룩함 앞에서 이사야는 외쳤습니다. 화로다 나여 망하게 되었도다. 나는 입술이 부정한 사람이요 입술이 부정한 백성 중에 거주하면서 만군의 여호와이신 왕을 뵈었음이로다.</w:t>
-      </w:r>
-    </w:p>
-    <w:p>
-      <w:pPr>
-        <w:spacing w:after="160" w:line="360"/>
-      </w:pPr>
-      <w:r>
-        <w:rPr>
-          <w:rFonts w:ascii="맑은 고딕" w:cs="맑은 고딕" w:eastAsia="맑은 고딕" w:hAnsi="맑은 고딕"/>
-          <w:sz w:val="24"/>
-          <w:szCs w:val="24"/>
-        </w:rPr>
-        <w:t xml:space="preserve">그때 한 스랍이 제단에서 핀 숯을 가져와 그의 입술에 대며 말했습니다. 이것이 네 입에 닿았으니 네 악은 제하여졌고 네 죄는 사하여졌느니라. 그러자 곧이어 주님의 음성이 들렸습니다. 내가 누구를 보내며 누가 우리를 위하여 갈꼬. 이사야는 대답했습니다. 내가 여기 있나이다 나를 보내소서.</w:t>
-      </w:r>
-    </w:p>
-    <w:p>
-      <w:pPr>
-        <w:spacing w:after="160" w:line="360"/>
-      </w:pPr>
-      <w:r>
-        <w:rPr>
-          <w:rFonts w:ascii="맑은 고딕" w:cs="맑은 고딕" w:eastAsia="맑은 고딕" w:hAnsi="맑은 고딕"/>
-          <w:sz w:val="24"/>
-          <w:szCs w:val="24"/>
-        </w:rPr>
-        <w:t xml:space="preserve">순서를 보십시오. 하나님을 보고, 자기 죄를 깨닫고, 용서를 받고, 그 다음에 보냄을 받습니다. 바울도 그랬고 우리도 그렇습니다. 은혜를 받은 사람은 보냄을 받은 사람입니다.</w:t>
+        <w:t xml:space="preserve">누가복음 1장에서 천사 가브리엘이 나사렛의 처녀 마리아를 찾아왔습니다. 그리고 그녀가 아들을 낳을 것이며 그 이름을 예수라 하라고 전했습니다. 그분은 지극히 높으신 이의 아들이라 일컬어질 것이고, 그 나라가 무궁하리라는 말씀이었습니다. 마리아는 어떻게 이 일이 있으리이까 하고 물었습니다. 아직 결혼하지 않은 처녀에게 그것은 오해와 수치를 당할 수도 있는 부르심이었습니다.</w:t>
+      </w:r>
+    </w:p>
+    <w:p>
+      <w:pPr>
+        <w:spacing w:after="160" w:line="360"/>
+      </w:pPr>
+      <w:r>
+        <w:rPr>
+          <w:rFonts w:ascii="맑은 고딕" w:cs="맑은 고딕" w:eastAsia="맑은 고딕" w:hAnsi="맑은 고딕"/>
+          <w:sz w:val="24"/>
+          <w:szCs w:val="24"/>
+        </w:rPr>
+        <w:t xml:space="preserve">천사는 성령이 네게 임하시고 지극히 높으신 이의 능력이 너를 덮으시리라고 대답했습니다. 그리고 하나님의 모든 말씀은 능하지 못하심이 없다고 했습니다. 그러자 마리아가 고백했습니다. “주의 여종이오니 말씀대로 내게 이루어지이다.” 이 짧은 순종의 고백을 통해 세상의 빛이 오셨습니다. 훗날 시므온은 아기 예수를 안고 이분이 이방을 비추는 빛이라고 찬양했습니다.</w:t>
+      </w:r>
+    </w:p>
+    <w:p>
+      <w:pPr>
+        <w:spacing w:after="160" w:line="360"/>
+      </w:pPr>
+      <w:r>
+        <w:rPr>
+          <w:rFonts w:ascii="맑은 고딕" w:cs="맑은 고딕" w:eastAsia="맑은 고딕" w:hAnsi="맑은 고딕"/>
+          <w:sz w:val="24"/>
+          <w:szCs w:val="24"/>
+        </w:rPr>
+        <w:t xml:space="preserve">마리아는 자기 계획을 내려놓고 하나님의 부르심에 자신을 맡겼습니다. 그 순종을 통해 어둠 속에 있던 세상에 빛이 들어왔습니다. 바울도 다메섹에서 같은 부르심을 받았습니다. 주님은 그를 이방인에게 보내어 그 눈을 뜨게 하여 어둠에서 빛으로 돌아오게 하라고 하셨습니다. 하나님의 부르심 앞에서 우리가 드릴 대답도 같습니다. 주의 종이오니 말씀대로 내게 이루어지이다.</w:t>
       </w:r>
     </w:p>
     <w:p>
@@ -1003,33 +1003,33 @@
           <w:sz w:val="24"/>
           <w:szCs w:val="24"/>
         </w:rPr>
-        <w:t xml:space="preserve">민수기 11장에서 모세는 백성을 홀로 감당하기 너무 버겁다고 하나님께 호소했습니다. 하나님은 이스라엘 장로 칠십 명을 모으게 하시고, 모세에게 임한 영을 그들에게도 나누어 주셨습니다. 그러자 그들이 예언을 했습니다. 그런데 회막에 나오지 않고 진영에 남아 있던 엘닷과 메닷이라는 두 사람에게도 영이 임하여 진영에서 예언했습니다.</w:t>
-      </w:r>
-    </w:p>
-    <w:p>
-      <w:pPr>
-        <w:spacing w:after="160" w:line="360"/>
-      </w:pPr>
-      <w:r>
-        <w:rPr>
-          <w:rFonts w:ascii="맑은 고딕" w:cs="맑은 고딕" w:eastAsia="맑은 고딕" w:hAnsi="맑은 고딕"/>
-          <w:sz w:val="24"/>
-          <w:szCs w:val="24"/>
-        </w:rPr>
-        <w:t xml:space="preserve">한 소년이 달려와 모세에게 이 사실을 알렸습니다. 모세를 어려서부터 섬긴 여호수아는 내 주 모세여 그들을 말리소서 하고 말했습니다. 스승의 권위가 흔들릴까 걱정한 것입니다. 그때 모세는 이렇게 대답합니다. 네가 나를 위하여 시기하느냐 여호와께서 그의 영을 그의 모든 백성에게 주사 다 선지자가 되게 하시기를 원하노라.</w:t>
-      </w:r>
-    </w:p>
-    <w:p>
-      <w:pPr>
-        <w:spacing w:after="160" w:line="360"/>
-      </w:pPr>
-      <w:r>
-        <w:rPr>
-          <w:rFonts w:ascii="맑은 고딕" w:cs="맑은 고딕" w:eastAsia="맑은 고딕" w:hAnsi="맑은 고딕"/>
-          <w:sz w:val="24"/>
-          <w:szCs w:val="24"/>
-        </w:rPr>
-        <w:t xml:space="preserve">모세는 자기만 특별하기를 원하지 않았습니다. 하나님의 모든 백성이 자기와 같은 은혜를 받기를 원했습니다. 바울의 마음도 같았습니다. 은혜를 받은 사람은 그 은혜를 독점하려 하지 않고 모두가 나누어 받기를 원합니다.</w:t>
+        <w:t xml:space="preserve">디모데후서 4장은 바울이 생애 마지막에 쓴 편지의 끝부분입니다. 그는 로마의 감옥에 있었고 죽음이 가까웠다는 것을 알았습니다. 그는 이렇게 씁니다. “전제와 같이 내가 벌써 부어지고 나의 떠날 시각이 가까웠도다 나는 선한 싸움을 싸우고 나의 달려갈 길을 마치고 믿음을 지켰으니.” 평생 조롱과 매질과 투옥을 견딘 사람의 고백입니다.</w:t>
+      </w:r>
+    </w:p>
+    <w:p>
+      <w:pPr>
+        <w:spacing w:after="160" w:line="360"/>
+      </w:pPr>
+      <w:r>
+        <w:rPr>
+          <w:rFonts w:ascii="맑은 고딕" w:cs="맑은 고딕" w:eastAsia="맑은 고딕" w:hAnsi="맑은 고딕"/>
+          <w:sz w:val="24"/>
+          <w:szCs w:val="24"/>
+        </w:rPr>
+        <w:t xml:space="preserve">그리고 그는 이어서 말합니다. “이제 후로는 나를 위하여 의의 면류관이 예비되었으므로 주 곧 의로우신 재판장이 그 날에 내게 주실 것이며 내게만 아니라 주의 나타나심을 사모하는 모든 자에게도니라.” 바울은 생의 마지막 순간에도 자기만 면류관을 받기를 바라지 않았습니다. 주님을 사모하는 모든 사람이 자기와 함께 그 면류관을 받기를 원했습니다.</w:t>
+      </w:r>
+    </w:p>
+    <w:p>
+      <w:pPr>
+        <w:spacing w:after="160" w:line="360"/>
+      </w:pPr>
+      <w:r>
+        <w:rPr>
+          <w:rFonts w:ascii="맑은 고딕" w:cs="맑은 고딕" w:eastAsia="맑은 고딕" w:hAnsi="맑은 고딕"/>
+          <w:sz w:val="24"/>
+          <w:szCs w:val="24"/>
+        </w:rPr>
+        <w:t xml:space="preserve">아그립바 앞에서 바울은 결박한 것 외에는 모든 사람이 자기와 같이 되기를 원한다고 말했습니다. 그 마음은 마지막 날까지 변하지 않았습니다. 은혜를 받은 사람은 그 은혜를 독점하지 않습니다. 조롱 앞에서도, 감옥에서도, 죽음 앞에서도 다른 사람이 함께 그 은혜를 누리기를 원합니다. 그것이 증인의 마음입니다.</w:t>
       </w:r>
     </w:p>
     <w:p>
@@ -1157,7 +1157,7 @@
           <w:sz w:val="24"/>
           <w:szCs w:val="24"/>
         </w:rPr>
-        <w:t xml:space="preserve">그리고 다른 사람이 쓰임 받을 때 기뻐하십시오. 교회 안에서 누가 더 인정받는지 비교하지 말고, 한 영혼이라도 더 주님께 돌아오는 것을 기뻐하는 공동체가 되십시오. 그것이 모세와 바울과 맥체인의 마음이었습니다.</w:t>
+        <w:t xml:space="preserve">그리고 다른 사람이 쓰임 받을 때 기뻐하십시오. 교회 안에서 누가 더 인정받는지 비교하지 말고, 한 영혼이라도 더 주님께 돌아오는 것을 기뻐하는 공동체가 되십시오. 그것이 바울과 맥체인의 마음이었습니다.</w:t>
       </w:r>
     </w:p>
     <w:p>
